--- a/25-KTC-Bao-Cao/00. Mau bao cao thang (cap Truong).docx
+++ b/25-KTC-Bao-Cao/00. Mau bao cao thang (cap Truong).docx
@@ -559,7 +559,7 @@
           <w:i/>
           <w:shd w:val="clear" w:color="auto" w:fill="FFFFFF"/>
         </w:rPr>
-        <w:t>Căn cứ Quyết định số 38/2026/QĐ-UBND ngày 29/4/2026 của Ủy ban nhân dân tỉnh Quảng Ngãi ban hành Quy chế làm việc của Ủy ban nhân dân tỉnh Quảng Ngãi, nhiệm kỳ 2021-2026.</w:t>
+        <w:t>Căn cứ Quyết định số 38/2026/QĐ-UBND ngày 29/4/2026 của Ủy ban nhân dân tỉnh Quảng Ngãi ban hành Quy chế làm việc của Ủy ban nhân dân tỉnh Quảng Ngãi, nhiệm kỳ 2026-2031.</w:t>
       </w:r>
     </w:p>
     <w:p>
@@ -4926,7 +4926,7 @@
         <w:rPr>
           <w:bCs/>
         </w:rPr>
-        <w:t>7</w:t>
+        <w:t>[…]</w:t>
       </w:r>
       <w:r>
         <w:rPr>
@@ -7765,7 +7765,6 @@
         <w:rPr>
           <w:shd w:val="clear" w:color="auto" w:fill="FFFFFF"/>
         </w:rPr>
-        <w:t xml:space="preserve">báo cáo </w:t>
       </w:r>
       <w:r>
         <w:rPr>
